--- a/entregables/Ficha_Tecnica_Preliminar_Agrivoltaico_Uraba_v2.docx
+++ b/entregables/Ficha_Tecnica_Preliminar_Agrivoltaico_Uraba_v2.docx
@@ -43,7 +43,7 @@
           <w:color w:val="555555"/>
           <w:sz w:val="19"/>
         </w:rPr>
-        <w:t>Versión 2 · configuración eléctrica optimizada por simulación horaria · agosto 2026</w:t>
+        <w:t>Versión 2.1 · corrige desfase de timezone del TMY y agrega pérdida IAM · validada contra PVsyst · agosto 2026</w:t>
       </w:r>
     </w:p>
     <w:p>
@@ -572,7 +572,7 @@
                 <w:b/>
                 <w:sz w:val="19"/>
               </w:rPr>
-              <w:t>1,22–1,38 · clipping simulado ≤0,24%</w:t>
+              <w:t>1,22–1,38 · clipping simulado ≤0,11%</w:t>
             </w:r>
           </w:p>
         </w:tc>
@@ -624,7 +624,7 @@
           <w:color w:val="555555"/>
           <w:sz w:val="18"/>
         </w:rPr>
-        <w:t>El barrido horario de ratio DC/AC mostró que el pico real del campo es ~192 kW AC; 2×80–90 kW maximiza la TIR y minimiza el LCOE sin pérdida apreciable de energía. La redundancia de 2 equipos conserva ~50% de la producción ante la falla de uno.</w:t>
+        <w:t>El barrido horario de ratio DC/AC mostró que el pico real del campo es ~184 kW AC; 2×80–90 kW maximiza la TIR y minimiza el LCOE sin pérdida apreciable de energía. La redundancia de 2 equipos conserva ~50% de la producción ante la falla de uno.</w:t>
       </w:r>
     </w:p>
     <w:p>
@@ -852,7 +852,7 @@
           <w:b w:val="0"/>
           <w:i w:val="0"/>
         </w:rPr>
-        <w:t>Simulación horaria de 8.760 horas con año meteorológico típico PVGIS para el punto exacto (7.884, −76.635): transposición Hay-Davies al plano de 10° Sur, temperatura de celda por modelo Faiman, coeficiente de potencia −0,30%/°C, ganancia bifacial +8%, pérdidas DC combinadas del 8% (soiling, mismatch, cableado), eficiencia de inversor 98,2–98,4% y recorte (clipping) AC real.</w:t>
+        <w:t>Simulación horaria de 8.760 horas con año meteorológico típico PVGIS para el punto exacto (7.884, −76.635), hora local correcta (America/Bogotá): transposición Hay-Davies al plano de 10° Sur, pérdida por reflexión angular IAM (ASHRAE, vidrio estándar) sobre la componente directa y difusa, temperatura de celda por modelo Faiman, coeficiente de potencia −0,30%/°C, pérdidas DC combinadas del 8% (soiling, mismatch, cableado), eficiencia de inversor 98,2% y recorte (clipping) AC real.</w:t>
       </w:r>
     </w:p>
     <w:p>
@@ -864,7 +864,7 @@
           <w:b w:val="0"/>
           <w:i/>
         </w:rPr>
-        <w:t>Esta cifra reemplaza la estimación anterior por método HSP×PR (368 MWh/año), que resultaba optimista para la nubosidad real del Urabá. La cifra de simulación horaria es la defendible ante banca y comités de inversión.</w:t>
+        <w:t>Esta cifra corrige la versión anterior de este documento (≈278.600 kWh/año): el script de simulación tenía un desfase de 5 horas entre la irradiancia del TMY (en UTC) y la posición solar (en hora local), y no modelaba la pérdida por reflexión angular (IAM). Ambos se corrigieron y se validaron contra una corrida real de PVsyst para el mismo proyecto: sin ganancia bifacial, la cifra corregida (310.037 kWh/año) queda a 1,6% de PVsyst (315.074 kWh/año) — diferencia menor, ya explicada por pérdidas que PVsyst modela y este motor aún no (nivel de irradiancia, ~0,7%).</w:t>
       </w:r>
     </w:p>
     <w:p>
@@ -877,7 +877,7 @@
           <w:color w:val="1E8449"/>
           <w:sz w:val="23"/>
         </w:rPr>
-        <w:t>Resultados anuales</w:t>
+        <w:t>Resultados anuales — base monofacial (defendible ante banca)</w:t>
       </w:r>
     </w:p>
     <w:tbl>
@@ -917,7 +917,7 @@
                 <w:b/>
                 <w:sz w:val="19"/>
               </w:rPr>
-              <w:t>≈ 278.600 kWh/año</w:t>
+              <w:t>≈ 310.000 kWh/año (2×90 kW) / ≈ 309.700 kWh/año (2×80 kW)</w:t>
             </w:r>
           </w:p>
         </w:tc>
@@ -948,7 +948,38 @@
                 <w:b/>
                 <w:sz w:val="19"/>
               </w:rPr>
-              <w:t>≈ 1.265 kWh/kWp·año</w:t>
+              <w:t>≈ 1.407 kWh/kWp·año</w:t>
+            </w:r>
+          </w:p>
+        </w:tc>
+      </w:tr>
+      <w:tr>
+        <w:tc>
+          <w:tcPr>
+            <w:tcW w:type="dxa" w:w="3515"/>
+          </w:tcPr>
+          <w:p>
+            <w:r/>
+            <w:r>
+              <w:rPr>
+                <w:sz w:val="19"/>
+              </w:rPr>
+              <w:t>Performance Ratio (IEC 61724)</w:t>
+            </w:r>
+          </w:p>
+        </w:tc>
+        <w:tc>
+          <w:tcPr>
+            <w:tcW w:type="dxa" w:w="5953"/>
+          </w:tcPr>
+          <w:p>
+            <w:r/>
+            <w:r>
+              <w:rPr>
+                <w:b/>
+                <w:sz w:val="19"/>
+              </w:rPr>
+              <w:t>≈ 85,3%</w:t>
             </w:r>
           </w:p>
         </w:tc>
@@ -979,7 +1010,7 @@
                 <w:b/>
                 <w:sz w:val="19"/>
               </w:rPr>
-              <w:t>≈ 192 kW (nunca alcanza los 220,32 kWp nominales)</w:t>
+              <w:t>≈ 184 kW (nunca alcanza los 220,32 kWp nominales)</w:t>
             </w:r>
           </w:p>
         </w:tc>
@@ -995,7 +1026,7 @@
               <w:rPr>
                 <w:sz w:val="19"/>
               </w:rPr>
-              <w:t>Clipping con 2×80 kW</w:t>
+              <w:t>Clipping con 2×90 kW</w:t>
             </w:r>
           </w:p>
         </w:tc>
@@ -1010,7 +1041,7 @@
                 <w:b/>
                 <w:sz w:val="19"/>
               </w:rPr>
-              <w:t>0,24% (≈ 670 kWh/año)</w:t>
+              <w:t>0,00% · con 2×80 kW: 0,11%</w:t>
             </w:r>
           </w:p>
         </w:tc>
@@ -1041,7 +1072,7 @@
                 <w:b/>
                 <w:sz w:val="19"/>
               </w:rPr>
-              <w:t>≈ 253.000 kWh/año</w:t>
+              <w:t>≈ 281.600 kWh/año</w:t>
             </w:r>
           </w:p>
         </w:tc>
@@ -1072,7 +1103,7 @@
                 <w:b/>
                 <w:sz w:val="19"/>
               </w:rPr>
-              <w:t>≈ 6,65 GWh</w:t>
+              <w:t>≈ 7,39 GWh</w:t>
             </w:r>
           </w:p>
         </w:tc>
@@ -1093,7 +1124,7 @@
           <w:color w:val="1E8449"/>
           <w:sz w:val="23"/>
         </w:rPr>
-        <w:t>Sinergia agrivoltaica</w:t>
+        <w:t>Sinergia agrivoltaica — ganancia bifacial (validada contra PVsyst)</w:t>
       </w:r>
     </w:p>
     <w:tbl>
@@ -1149,7 +1180,7 @@
               <w:rPr>
                 <w:sz w:val="19"/>
               </w:rPr>
-              <w:t>Ganancia bifacial</w:t>
+              <w:t>Ganancia bifacial validada</w:t>
             </w:r>
           </w:p>
         </w:tc>
@@ -1164,7 +1195,38 @@
                 <w:b/>
                 <w:sz w:val="19"/>
               </w:rPr>
-              <w:t>+8% por albedo del cultivo y altura de montaje de 3,0 m</w:t>
+              <w:t>+7,6% real (PVsyst modo bifacial: altura 3,0 m, pitch 6,6 m, GCR≈0,39, albedo 0,20 pasto verde, φ=0,80)</w:t>
+            </w:r>
+          </w:p>
+        </w:tc>
+      </w:tr>
+      <w:tr>
+        <w:tc>
+          <w:tcPr>
+            <w:tcW w:type="dxa" w:w="3515"/>
+          </w:tcPr>
+          <w:p>
+            <w:r/>
+            <w:r>
+              <w:rPr>
+                <w:sz w:val="19"/>
+              </w:rPr>
+              <w:t>Energía AC año 1 con bifacial</w:t>
+            </w:r>
+          </w:p>
+        </w:tc>
+        <w:tc>
+          <w:tcPr>
+            <w:tcW w:type="dxa" w:w="5953"/>
+          </w:tcPr>
+          <w:p>
+            <w:r/>
+            <w:r>
+              <w:rPr>
+                <w:b/>
+                <w:sz w:val="19"/>
+              </w:rPr>
+              <w:t>≈ 334.800 kWh/año (2×90 kW) — +24.800 kWh/año sobre la base monofacial</w:t>
             </w:r>
           </w:p>
         </w:tc>
@@ -1174,6 +1236,19 @@
       <w:pPr>
         <w:spacing w:after="40"/>
       </w:pPr>
+    </w:p>
+    <w:p>
+      <w:pPr>
+        <w:spacing w:after="160"/>
+      </w:pPr>
+      <w:r>
+        <w:rPr>
+          <w:i/>
+          <w:color w:val="555555"/>
+          <w:sz w:val="18"/>
+        </w:rPr>
+        <w:t>Nota bifacial: se corrió PVsyst en modo bifacial ("Fixed Tilted Plane, Unlimited Sheds") con la geometría real del plano de disposición (altura de montaje 3,0 m, pitch entre filas 6,6 m, GCR≈0,39, albedo 0,20 de pasto verde, factor de bifacialidad del módulo φ=0,80). Resultado: 339.033 kWh/año, ganancia bifacial real +7,6% sobre el caso monofacial de PVsyst (315.074 kWh/año) — muy cerca del +8% que ya usaba este motor. La calculadora con ese +8% da 334.846 kWh/año para el mismo caso, a solo -1,2% de PVsyst. La ganancia bifacial queda validada y puede incluirse en el caso base con confianza.</w:t>
+      </w:r>
     </w:p>
     <w:p>
       <w:pPr>
@@ -1524,7 +1599,7 @@
           <w:color w:val="1E8449"/>
           <w:sz w:val="23"/>
         </w:rPr>
-        <w:t>Indicadores (simulación horaria + flujo de caja a 25 años)</w:t>
+        <w:t>Indicadores (simulación horaria + flujo de caja a 25 años) — base monofacial</w:t>
       </w:r>
     </w:p>
     <w:tbl>
@@ -1564,7 +1639,7 @@
                 <w:b/>
                 <w:sz w:val="19"/>
               </w:rPr>
-              <w:t>≈ COP 264,7 millones (278.600 kWh × 950 COP)</w:t>
+              <w:t>≈ COP 294,5 millones (310.037 kWh × 950 COP)</w:t>
             </w:r>
           </w:p>
         </w:tc>
@@ -1595,7 +1670,7 @@
                 <w:b/>
                 <w:sz w:val="19"/>
               </w:rPr>
-              <w:t>≈ 35,8%</w:t>
+              <w:t>≈ 39,9%</w:t>
             </w:r>
           </w:p>
         </w:tc>
@@ -1626,7 +1701,7 @@
                 <w:b/>
                 <w:sz w:val="19"/>
               </w:rPr>
-              <w:t>≈ USD 385.000</w:t>
+              <w:t>≈ USD 452.000</w:t>
             </w:r>
           </w:p>
         </w:tc>
@@ -1657,7 +1732,7 @@
                 <w:b/>
                 <w:sz w:val="19"/>
               </w:rPr>
-              <w:t>≈ 2,8 años</w:t>
+              <w:t>≈ 2,5 años</w:t>
             </w:r>
           </w:p>
         </w:tc>
@@ -1688,7 +1763,7 @@
                 <w:b/>
                 <w:sz w:val="19"/>
               </w:rPr>
-              <w:t>≈ 0,080 USD/kWh ≈ 321 COP/kWh (vs tarifa de 950)</w:t>
+              <w:t>≈ 0,072 USD/kWh ≈ 289 COP/kWh (vs tarifa de 950)</w:t>
             </w:r>
           </w:p>
         </w:tc>
@@ -1698,6 +1773,19 @@
       <w:pPr>
         <w:spacing w:after="40"/>
       </w:pPr>
+    </w:p>
+    <w:p>
+      <w:pPr>
+        <w:spacing w:after="160"/>
+      </w:pPr>
+      <w:r>
+        <w:rPr>
+          <w:i/>
+          <w:color w:val="555555"/>
+          <w:sz w:val="18"/>
+        </w:rPr>
+        <w:t>Indicadores del caso 2×90 kW AC (CAPEX ≈ USD 177.200). El caso 2×80 kW da resultados casi idénticos (TIR 40,0%, LCOE 0,0719 USD/kWh) con clipping ligeramente mayor. Si se valida el upside bifacial (+8%), estos indicadores mejoran adicionalmente.</w:t>
+      </w:r>
     </w:p>
     <w:p>
       <w:pPr>

--- a/entregables/Ficha_Tecnica_Preliminar_Agrivoltaico_Uraba_v2.docx
+++ b/entregables/Ficha_Tecnica_Preliminar_Agrivoltaico_Uraba_v2.docx
@@ -1316,7 +1316,7 @@
               <w:rPr>
                 <w:sz w:val="19"/>
               </w:rPr>
-              <w:t>TRM / tarifa</w:t>
+              <w:t>TRM</w:t>
             </w:r>
           </w:p>
         </w:tc>
@@ -1331,7 +1331,38 @@
                 <w:b/>
                 <w:sz w:val="19"/>
               </w:rPr>
-              <w:t>COP 4.000/USD · 950 COP/kWh (EPM, 100% autoconsumo)</w:t>
+              <w:t>COP 3.118,24/USD — Banco de la República, TRM oficial vigente (datos.gov.co)</w:t>
+            </w:r>
+          </w:p>
+        </w:tc>
+      </w:tr>
+      <w:tr>
+        <w:tc>
+          <w:tcPr>
+            <w:tcW w:type="dxa" w:w="3515"/>
+          </w:tcPr>
+          <w:p>
+            <w:r/>
+            <w:r>
+              <w:rPr>
+                <w:sz w:val="19"/>
+              </w:rPr>
+              <w:t>Tarifa evitada</w:t>
+            </w:r>
+          </w:p>
+        </w:tc>
+        <w:tc>
+          <w:tcPr>
+            <w:tcW w:type="dxa" w:w="5953"/>
+          </w:tcPr>
+          <w:p>
+            <w:r/>
+            <w:r>
+              <w:rPr>
+                <w:b/>
+                <w:sz w:val="19"/>
+              </w:rPr>
+              <w:t>950 COP/kWh (EPM, 100% autoconsumo)</w:t>
             </w:r>
           </w:p>
         </w:tc>
@@ -1547,7 +1578,7 @@
                 <w:b/>
                 <w:sz w:val="19"/>
               </w:rPr>
-              <w:t>≈ USD 176.300 ≈ 0,80 USD/Wp ≈ COP 705 millones</w:t>
+              <w:t>≈ USD 177.200 ≈ 0,80 USD/Wp ≈ COP 552,5 millones (a TRM del día)</w:t>
             </w:r>
           </w:p>
         </w:tc>
@@ -1670,7 +1701,7 @@
                 <w:b/>
                 <w:sz w:val="19"/>
               </w:rPr>
-              <w:t>≈ 39,9%</w:t>
+              <w:t>≈ 51,7%</w:t>
             </w:r>
           </w:p>
         </w:tc>
@@ -1701,7 +1732,7 @@
                 <w:b/>
                 <w:sz w:val="19"/>
               </w:rPr>
-              <w:t>≈ USD 452.000</w:t>
+              <w:t>≈ USD 635.200</w:t>
             </w:r>
           </w:p>
         </w:tc>
@@ -1732,7 +1763,7 @@
                 <w:b/>
                 <w:sz w:val="19"/>
               </w:rPr>
-              <w:t>≈ 2,5 años</w:t>
+              <w:t>≈ 1,9 años</w:t>
             </w:r>
           </w:p>
         </w:tc>
@@ -1763,7 +1794,7 @@
                 <w:b/>
                 <w:sz w:val="19"/>
               </w:rPr>
-              <w:t>≈ 0,072 USD/kWh ≈ 289 COP/kWh (vs tarifa de 950)</w:t>
+              <w:t>≈ 0,072 USD/kWh ≈ 225 COP/kWh (vs tarifa de 950)</w:t>
             </w:r>
           </w:p>
         </w:tc>
@@ -1784,7 +1815,7 @@
           <w:color w:val="555555"/>
           <w:sz w:val="18"/>
         </w:rPr>
-        <w:t>Indicadores del caso 2×90 kW AC (CAPEX ≈ USD 177.200). El caso 2×80 kW da resultados casi idénticos (TIR 40,0%, LCOE 0,0719 USD/kWh) con clipping ligeramente mayor. Si se valida el upside bifacial (+8%), estos indicadores mejoran adicionalmente.</w:t>
+        <w:t>Indicadores del caso 2×90 kW AC (CAPEX ≈ USD 177.200), con TRM oficial vigente al generar este documento (COP 3.118,24/USD) — al ser una tasa de mercado, reconfirmarla antes de una decisión de cierre. El caso 2×80 kW da resultados casi idénticos con clipping ligeramente mayor. Si se valida el upside bifacial (+8%), estos indicadores mejoran adicionalmente (ver Informe Final para Evaluador).</w:t>
       </w:r>
     </w:p>
     <w:p>
